--- a/worksheets/Lab05-Worksheet.docx
+++ b/worksheets/Lab05-Worksheet.docx
@@ -24,7 +24,7 @@
           <w:color w:val="1A3C6E"/>
           <w:sz w:val="32"/>
         </w:rPr>
-        <w:t>Lab 05 — Evaluate generative AI model performance</w:t>
+        <w:t>Lab 05 — Apply content filters to prevent the output of harmful content</w:t>
       </w:r>
     </w:p>
     <w:p>
@@ -36,7 +36,7 @@
           <w:color w:val="888888"/>
           <w:sz w:val="20"/>
         </w:rPr>
-        <w:t>Week 3  |  Required</w:t>
+        <w:t>Week 2  |  Required</w:t>
       </w:r>
     </w:p>
     <w:p/>
@@ -117,7 +117,7 @@
     </w:p>
     <w:p>
       <w:r>
-        <w:t>In this lab, you created a Microsoft Foundry project and deployed gpt-4o and gpt-4o-mini models. You performed manual evaluation by rating model responses to travel-related questions, then ran an automated evaluation using semantic similarity, relevance, F1 score, and hateful/unfair content metrics.</w:t>
+        <w:t>In this lab, you tested Microsoft Foundry's default content guardrails against harmful prompts, then created a custom guardrail that applies the highest blocking thresholds across all four risk categories (hate, violence, sexual, self-harm) and applied it to a gpt-4.1 deployment. You observed how default and custom guardrail configurations produce different model behaviors in response to the same borderline or explicitly harmful inputs.</w:t>
       </w:r>
     </w:p>
     <w:p/>
@@ -145,12 +145,12 @@
           <w:b/>
           <w:sz w:val="22"/>
         </w:rPr>
-        <w:t>Screenshot 1 — Manual Evaluation Results</w:t>
+        <w:t>Screenshot 1 — Default Guardrail Test</w:t>
       </w:r>
     </w:p>
     <w:p>
       <w:r>
-        <w:t>After importing travel_evaluation_data.jsonl and running the manual evaluation with gpt-4o, capture the Manual evaluation result page showing the generated outputs alongside the expected responses, with your thumbs up/down ratings visible.</w:t>
+        <w:t>In the Microsoft Foundry model playground with the default guardrail active, submit the self-harm query used in the lab and capture a screenshot showing the model's filtered or redirected response, demonstrating the default guardrail blocking behavior.</w:t>
       </w:r>
     </w:p>
     <w:tbl>
@@ -193,12 +193,12 @@
           <w:b/>
           <w:sz w:val="22"/>
         </w:rPr>
-        <w:t>Screenshot 2 — Automated Evaluation Configuration</w:t>
+        <w:t>Screenshot 2 — Custom Guardrail Configuration</w:t>
       </w:r>
     </w:p>
     <w:p>
       <w:r>
-        <w:t>On the Configure evaluators page, capture the configuration showing the evaluators you added: Model scorer (Semantic_similarity), Likert-scale evaluator (Relevance), Text similarity (F1_Score), and Hateful and unfair content.</w:t>
+        <w:t>In the Microsoft Foundry Guardrails creation interface, after setting all four risk categories (Hate, Violence, Sexual, Self-harm) to 'Highest blocking' level, capture a screenshot of the configuration page showing all categories and their selected thresholds before submitting.</w:t>
       </w:r>
     </w:p>
     <w:tbl>
@@ -241,12 +241,12 @@
           <w:b/>
           <w:sz w:val="22"/>
         </w:rPr>
-        <w:t>Screenshot 3 — Automated Evaluation Metrics</w:t>
+        <w:t>Screenshot 3 — Model Details Guardrail Applied</w:t>
       </w:r>
     </w:p>
     <w:p>
       <w:r>
-        <w:t>After the automated evaluation completes, capture the results dashboard showing the quality metrics (semantic similarity, relevance, F1 score) and safety metrics for the gpt-4o-mini model.</w:t>
+        <w:t>After applying the custom guardrail to the gpt-4.1 deployment, navigate to the model Details page and capture a screenshot showing the custom guardrail listed as the active content filter for the deployment.</w:t>
       </w:r>
     </w:p>
     <w:tbl>
@@ -299,7 +299,7 @@
           <w:b/>
           <w:sz w:val="22"/>
         </w:rPr>
-        <w:t>1. During manual evaluation, how did the gpt-4o model's responses compare to the expected answers in the travel dataset? Were there questions where the model's response was technically correct but didn't match the expected answer?</w:t>
+        <w:t>1. What is the practical difference between the default Microsoft Foundry guardrail and a custom guardrail configured to 'Highest blocking' for all categories, and in what deployment contexts would each configuration be appropriate?</w:t>
       </w:r>
     </w:p>
     <w:p>
@@ -320,7 +320,7 @@
           <w:b/>
           <w:sz w:val="22"/>
         </w:rPr>
-        <w:t>2. Compare the semantic similarity and F1 scores from the automated evaluation. Why might these two metrics give different results for the same response, and which would you trust more for evaluating a travel assistant?</w:t>
+        <w:t>2. Content guardrails can produce false positives that block legitimate user requests. How would you balance safety and usability when configuring guardrail thresholds for a customer-facing generative AI application?</w:t>
       </w:r>
     </w:p>
     <w:p>
@@ -341,7 +341,7 @@
           <w:b/>
           <w:sz w:val="22"/>
         </w:rPr>
-        <w:t>3. How would you use the combination of manual and automated evaluation results to decide whether gpt-4o-mini is suitable for a production travel assistant application?</w:t>
+        <w:t>3. Microsoft Foundry's content filters operate at the model output layer. What additional application-level safeguards should a developer implement to create a defense-in-depth strategy against harmful AI outputs?</w:t>
       </w:r>
     </w:p>
     <w:p>
